--- a/Paper2_BJET_Methodological/Paper2_BJET_APA7_draft_v3.docx
+++ b/Paper2_BJET_Methodological/Paper2_BJET_APA7_draft_v3.docx
@@ -2793,6 +2793,20 @@
           <w:i w:val="0"/>
           <w:sz w:val="24"/>
         </w:rPr>
+        <w:t>Bigman, Y. E., Briker, R., &amp; Langer, M. (2026). Human-AI interaction research needs to be embedded in psychological theory. Nature Reviews Psychology, 5(April), 233–234. https://doi.org/10.1038/s44159-026-00551-4</w:t>
+      </w:r>
+    </w:p>
+    <w:p>
+      <w:pPr>
+        <w:ind w:left="720" w:hanging="720"/>
+      </w:pPr>
+      <w:r>
+        <w:rPr>
+          <w:rFonts w:ascii="Times New Roman" w:hAnsi="Times New Roman"/>
+          <w:b w:val="0"/>
+          <w:i w:val="0"/>
+          <w:sz w:val="24"/>
+        </w:rPr>
         <w:t>Engestrom, Y. (1987). Learning by expanding: An activity-theoretical approach to developmental research. Orienta-Konsultit.</w:t>
       </w:r>
     </w:p>
